--- a/module-5/Carbajal-Assignment5_2.docx
+++ b/module-5/Carbajal-Assignment5_2.docx
@@ -4,10 +4,13 @@
   <w:body>
     <w:p>
       <w:r>
+        <w:rPr>
+          <w:noProof/>
+        </w:rPr>
         <w:drawing>
-          <wp:inline distT="0" distB="0" distL="0" distR="0" wp14:anchorId="6C45F586" wp14:editId="42A04D40">
-            <wp:extent cx="5943600" cy="2231390"/>
-            <wp:effectExtent l="0" t="0" r="0" b="0"/>
+          <wp:inline distT="0" distB="0" distL="0" distR="0" wp14:anchorId="6C45F586" wp14:editId="7C85A30D">
+            <wp:extent cx="4642909" cy="1743075"/>
+            <wp:effectExtent l="0" t="0" r="5715" b="0"/>
             <wp:docPr id="1239212421" name="Picture 1"/>
             <wp:cNvGraphicFramePr>
               <a:graphicFrameLocks xmlns:a="http://schemas.openxmlformats.org/drawingml/2006/main" noChangeAspect="1"/>
@@ -28,7 +31,7 @@
                   <pic:spPr>
                     <a:xfrm>
                       <a:off x="0" y="0"/>
-                      <a:ext cx="5943600" cy="2231390"/>
+                      <a:ext cx="4645005" cy="1743862"/>
                     </a:xfrm>
                     <a:prstGeom prst="rect">
                       <a:avLst/>
@@ -44,10 +47,13 @@
         <w:br/>
       </w:r>
       <w:r>
+        <w:rPr>
+          <w:noProof/>
+        </w:rPr>
         <w:drawing>
-          <wp:inline distT="0" distB="0" distL="0" distR="0" wp14:anchorId="011A7E7F" wp14:editId="4B4868AB">
-            <wp:extent cx="5943600" cy="2742565"/>
-            <wp:effectExtent l="0" t="0" r="0" b="635"/>
+          <wp:inline distT="0" distB="0" distL="0" distR="0" wp14:anchorId="011A7E7F" wp14:editId="55B85E0F">
+            <wp:extent cx="4685797" cy="2162175"/>
+            <wp:effectExtent l="0" t="0" r="635" b="0"/>
             <wp:docPr id="46411068" name="Picture 1"/>
             <wp:cNvGraphicFramePr>
               <a:graphicFrameLocks xmlns:a="http://schemas.openxmlformats.org/drawingml/2006/main" noChangeAspect="1"/>
@@ -68,7 +74,7 @@
                   <pic:spPr>
                     <a:xfrm>
                       <a:off x="0" y="0"/>
-                      <a:ext cx="5943600" cy="2742565"/>
+                      <a:ext cx="4688849" cy="2163583"/>
                     </a:xfrm>
                     <a:prstGeom prst="rect">
                       <a:avLst/>
@@ -81,9 +87,12 @@
         </w:drawing>
       </w:r>
       <w:r>
+        <w:rPr>
+          <w:noProof/>
+        </w:rPr>
         <w:drawing>
-          <wp:inline distT="0" distB="0" distL="0" distR="0" wp14:anchorId="2F070625" wp14:editId="595A31FB">
-            <wp:extent cx="5943600" cy="2901315"/>
+          <wp:inline distT="0" distB="0" distL="0" distR="0" wp14:anchorId="2F070625" wp14:editId="2129F1EB">
+            <wp:extent cx="5131869" cy="2505075"/>
             <wp:effectExtent l="0" t="0" r="0" b="0"/>
             <wp:docPr id="1858193431" name="Picture 1"/>
             <wp:cNvGraphicFramePr>
@@ -105,7 +114,7 @@
                   <pic:spPr>
                     <a:xfrm>
                       <a:off x="0" y="0"/>
-                      <a:ext cx="5943600" cy="2901315"/>
+                      <a:ext cx="5150654" cy="2514245"/>
                     </a:xfrm>
                     <a:prstGeom prst="rect">
                       <a:avLst/>
@@ -117,10 +126,12 @@
           </wp:inline>
         </w:drawing>
       </w:r>
+      <w:r>
+        <w:br/>
+      </w:r>
     </w:p>
     <w:sectPr>
-      <w:headerReference w:type="default" r:id="rId9"/>
-      <w:headerReference w:type="first" r:id="rId10"/>
+      <w:headerReference w:type="first" r:id="rId9"/>
       <w:pgSz w:w="12240" w:h="15840"/>
       <w:pgMar w:top="1440" w:right="1440" w:bottom="1440" w:left="1440" w:header="720" w:footer="720" w:gutter="0"/>
       <w:cols w:space="720"/>
@@ -188,19 +199,6 @@
       <w:pStyle w:val="Header"/>
     </w:pPr>
     <w:r>
-      <w:t>Natalia</w:t>
-    </w:r>
-  </w:p>
-</w:hdr>
-</file>
-
-<file path=word/header2.xml><?xml version="1.0" encoding="utf-8"?>
-<w:hdr xmlns:wpc="http://schemas.microsoft.com/office/word/2010/wordprocessingCanvas" xmlns:cx="http://schemas.microsoft.com/office/drawing/2014/chartex" xmlns:cx1="http://schemas.microsoft.com/office/drawing/2015/9/8/chartex" xmlns:cx2="http://schemas.microsoft.com/office/drawing/2015/10/21/chartex" xmlns:cx3="http://schemas.microsoft.com/office/drawing/2016/5/9/chartex" xmlns:cx4="http://schemas.microsoft.com/office/drawing/2016/5/10/chartex" xmlns:cx5="http://schemas.microsoft.com/office/drawing/2016/5/11/chartex" xmlns:cx6="http://schemas.microsoft.com/office/drawing/2016/5/12/chartex" xmlns:cx7="http://schemas.microsoft.com/office/drawing/2016/5/13/chartex" xmlns:cx8="http://schemas.microsoft.com/office/drawing/2016/5/14/chartex" xmlns:mc="http://schemas.openxmlformats.org/markup-compatibility/2006" xmlns:aink="http://schemas.microsoft.com/office/drawing/2016/ink" xmlns:am3d="http://schemas.microsoft.com/office/drawing/2017/model3d" xmlns:o="urn:schemas-microsoft-com:office:office" xmlns:oel="http://schemas.microsoft.com/office/2019/extlst" xmlns:r="http://schemas.openxmlformats.org/officeDocument/2006/relationships" xmlns:m="http://schemas.openxmlformats.org/officeDocument/2006/math" xmlns:v="urn:schemas-microsoft-com:vml" xmlns:wp14="http://schemas.microsoft.com/office/word/2010/wordprocessingDrawing" xmlns:wp="http://schemas.openxmlformats.org/drawingml/2006/wordprocessingDrawing" xmlns:w10="urn:schemas-microsoft-com:office:word" xmlns:w="http://schemas.openxmlformats.org/wordprocessingml/2006/main" xmlns:w14="http://schemas.microsoft.com/office/word/2010/wordml" xmlns:w15="http://schemas.microsoft.com/office/word/2012/wordml" xmlns:w16cex="http://schemas.microsoft.com/office/word/2018/wordml/cex" xmlns:w16cid="http://schemas.microsoft.com/office/word/2016/wordml/cid" xmlns:w16="http://schemas.microsoft.com/office/word/2018/wordml" xmlns:w16du="http://schemas.microsoft.com/office/word/2023/wordml/word16du" xmlns:w16sdtdh="http://schemas.microsoft.com/office/word/2020/wordml/sdtdatahash" xmlns:w16sdtfl="http://schemas.microsoft.com/office/word/2024/wordml/sdtformatlock" xmlns:w16se="http://schemas.microsoft.com/office/word/2015/wordml/symex" xmlns:wpg="http://schemas.microsoft.com/office/word/2010/wordprocessingGroup" xmlns:wpi="http://schemas.microsoft.com/office/word/2010/wordprocessingInk" xmlns:wne="http://schemas.microsoft.com/office/word/2006/wordml" xmlns:wps="http://schemas.microsoft.com/office/word/2010/wordprocessingShape" mc:Ignorable="w14 w15 w16se w16cid w16 w16cex w16sdtdh w16sdtfl w16du wp14">
-  <w:p>
-    <w:pPr>
-      <w:pStyle w:val="Header"/>
-    </w:pPr>
-    <w:r>
       <w:t>Natalia Carbajal</w:t>
     </w:r>
     <w:r>
@@ -212,6 +210,12 @@
     </w:r>
     <w:r>
       <w:t>Module 5.2 Assignment</w:t>
+    </w:r>
+    <w:r>
+      <w:br/>
+    </w:r>
+    <w:r>
+      <w:t>https://github.com/NCarbajalBellevue/csd-310.git</w:t>
     </w:r>
   </w:p>
 </w:hdr>
